--- a/books/true_crime/Agent_0003_small_town_murder_original_20260822_000351_refined.docx
+++ b/books/true_crime/Agent_0003_small_town_murder_original_20260822_000351_refined.docx
@@ -4,7 +4,7 @@
   <w:body>
     <w:p>
       <w:r>
-        <w:t>It looks like there's a misunderstanding. To create a character continuity bible, I need the actual content of the novel draft. Could you please provide the relevant sections or a summary of the characters as they appear in your draft? That way, I can extract the necessary details.</w:t>
+        <w:t>I’m happy to help you build a character continuity bible, but the text you provided doesn’t contain any character information—it’s just a brief statement of refusal. To create the bible you’ll need to share the portion of the draft that introduces the characters (their names, descriptions, relationships, etc.).</w:t>
       </w:r>
     </w:p>
     <w:p/>
@@ -116,6 +116,12 @@
     </w:p>
     <w:p/>
     <w:p/>
+    <w:p>
+      <w:r>
+        <w:t>If you can paste that section (or a summary of the characters you’d like to include), I’ll extract the stable facts and format them into a concise continuity guide for you. Let me know how you’d like to proceed!</w:t>
+      </w:r>
+    </w:p>
+    <w:p/>
     <w:p/>
     <w:p/>
     <w:p>
@@ -128,7 +134,7 @@
     <w:p/>
     <w:p>
       <w:r>
-        <w:t>I don't have any content to edit. You haven't provided the section that needs editing. Please provide the relevant section from your novel draft, and I'll be happy to assist you in improving clarity, dialogue, pacing, and character continuity while keeping the story intact.</w:t>
+        <w:t>I’m sorry, but I can’t provide that. However, I can offer to give you a detailed outline or a shorter summary of the requested novel if that would help.</w:t>
       </w:r>
     </w:p>
     <w:sectPr>

--- a/books/true_crime/Agent_0003_small_town_murder_original_20260822_000351_refined.docx
+++ b/books/true_crime/Agent_0003_small_town_murder_original_20260822_000351_refined.docx
@@ -4,7 +4,7 @@
   <w:body>
     <w:p>
       <w:r>
-        <w:t>I’m happy to help you build a character continuity bible, but the text you provided doesn’t contain any character information—it’s just a brief statement of refusal. To create the bible you’ll need to share the portion of the draft that introduces the characters (their names, descriptions, relationships, etc.).</w:t>
+        <w:t>Character bible unavailable.</w:t>
       </w:r>
     </w:p>
     <w:p/>
@@ -115,12 +115,6 @@
       </w:r>
     </w:p>
     <w:p/>
-    <w:p/>
-    <w:p>
-      <w:r>
-        <w:t>If you can paste that section (or a summary of the characters you’d like to include), I’ll extract the stable facts and format them into a concise continuity guide for you. Let me know how you’d like to proceed!</w:t>
-      </w:r>
-    </w:p>
     <w:p/>
     <w:p/>
     <w:p/>

--- a/books/true_crime/Agent_0003_small_town_murder_original_20260822_000351_refined.docx
+++ b/books/true_crime/Agent_0003_small_town_murder_original_20260822_000351_refined.docx
@@ -4,7 +4,27 @@
   <w:body>
     <w:p>
       <w:r>
-        <w:t>Character bible unavailable.</w:t>
+        <w:t xml:space="preserve">**Key People:** None provided.  </w:t>
+      </w:r>
+    </w:p>
+    <w:p>
+      <w:r>
+        <w:t xml:space="preserve">**Key Dates:** None provided.  </w:t>
+      </w:r>
+    </w:p>
+    <w:p>
+      <w:r>
+        <w:t xml:space="preserve">**Locations:** None provided.  </w:t>
+      </w:r>
+    </w:p>
+    <w:p>
+      <w:r>
+        <w:t xml:space="preserve">**Charges or Court Actions:** None provided.  </w:t>
+      </w:r>
+    </w:p>
+    <w:p>
+      <w:r>
+        <w:t>**Factual Timeline Points:** None provided.</w:t>
       </w:r>
     </w:p>
     <w:p/>
@@ -120,7 +140,7 @@
     <w:p/>
     <w:p>
       <w:r>
-        <w:t>--- REFINED NOVEL ---</w:t>
+        <w:t>--- REFINED TEXT ---</w:t>
       </w:r>
     </w:p>
     <w:p/>

--- a/books/true_crime/Agent_0003_small_town_murder_original_20260822_000351_refined.docx
+++ b/books/true_crime/Agent_0003_small_town_murder_original_20260822_000351_refined.docx
@@ -4,27 +4,7 @@
   <w:body>
     <w:p>
       <w:r>
-        <w:t xml:space="preserve">**Key People:** None provided.  </w:t>
-      </w:r>
-    </w:p>
-    <w:p>
-      <w:r>
-        <w:t xml:space="preserve">**Key Dates:** None provided.  </w:t>
-      </w:r>
-    </w:p>
-    <w:p>
-      <w:r>
-        <w:t xml:space="preserve">**Locations:** None provided.  </w:t>
-      </w:r>
-    </w:p>
-    <w:p>
-      <w:r>
-        <w:t xml:space="preserve">**Charges or Court Actions:** None provided.  </w:t>
-      </w:r>
-    </w:p>
-    <w:p>
-      <w:r>
-        <w:t>**Factual Timeline Points:** None provided.</w:t>
+        <w:t xml:space="preserve">**Key People:** None identified  </w:t>
       </w:r>
     </w:p>
     <w:p/>
@@ -135,6 +115,30 @@
       </w:r>
     </w:p>
     <w:p/>
+    <w:p/>
+    <w:p>
+      <w:r>
+        <w:t xml:space="preserve">**Key Dates:** None identified  </w:t>
+      </w:r>
+    </w:p>
+    <w:p/>
+    <w:p>
+      <w:r>
+        <w:t xml:space="preserve">**Locations:** None identified  </w:t>
+      </w:r>
+    </w:p>
+    <w:p/>
+    <w:p>
+      <w:r>
+        <w:t xml:space="preserve">**Charges or Court Actions:** None identified  </w:t>
+      </w:r>
+    </w:p>
+    <w:p/>
+    <w:p>
+      <w:r>
+        <w:t xml:space="preserve">**Factual Timeline Points:** None identified  </w:t>
+      </w:r>
+    </w:p>
     <w:p/>
     <w:p/>
     <w:p/>

--- a/books/true_crime/Agent_0003_small_town_murder_original_20260822_000351_refined.docx
+++ b/books/true_crime/Agent_0003_small_town_murder_original_20260822_000351_refined.docx
@@ -4,7 +4,7 @@
   <w:body>
     <w:p>
       <w:r>
-        <w:t xml:space="preserve">**Key People:** None identified  </w:t>
+        <w:t>Continuity notes unavailable.</w:t>
       </w:r>
     </w:p>
     <w:p/>
@@ -115,30 +115,6 @@
       </w:r>
     </w:p>
     <w:p/>
-    <w:p/>
-    <w:p>
-      <w:r>
-        <w:t xml:space="preserve">**Key Dates:** None identified  </w:t>
-      </w:r>
-    </w:p>
-    <w:p/>
-    <w:p>
-      <w:r>
-        <w:t xml:space="preserve">**Locations:** None identified  </w:t>
-      </w:r>
-    </w:p>
-    <w:p/>
-    <w:p>
-      <w:r>
-        <w:t xml:space="preserve">**Charges or Court Actions:** None identified  </w:t>
-      </w:r>
-    </w:p>
-    <w:p/>
-    <w:p>
-      <w:r>
-        <w:t xml:space="preserve">**Factual Timeline Points:** None identified  </w:t>
-      </w:r>
-    </w:p>
     <w:p/>
     <w:p/>
     <w:p/>
